--- a/data/raw/laptop/detail_云雀_air_13.docx
+++ b/data/raw/laptop/detail_云雀_air_13.docx
@@ -30,7 +30,7 @@
     </w:p>
     <w:p>
       <w:r>
-        <w:t>云雀 Air 13 是一款面向主流用户的笔记本电脑，搭载 锐龙 7 8840U，配备 13.3英寸 2.5K 60Hz，官方定位为旗舰产品。</w:t>
+        <w:t>云雀 Air 13 是一款面向主流用户的笔记本电脑，搭载 锐龙 7 8840U，配备 13.3英寸 2.5K 60Hz，电池容量 54Wh，机身重量 1.19kg。</w:t>
       </w:r>
     </w:p>
     <w:p>
@@ -124,7 +124,7 @@
           </w:tcPr>
           <w:p>
             <w:r>
-              <w:t>电池/续航</w:t>
+              <w:t>电池容量</w:t>
             </w:r>
           </w:p>
         </w:tc>
@@ -146,7 +146,7 @@
           </w:tcPr>
           <w:p>
             <w:r>
-              <w:t>特色参数</w:t>
+              <w:t>机身重量</w:t>
             </w:r>
           </w:p>
         </w:tc>
@@ -204,7 +204,7 @@
     </w:p>
     <w:p>
       <w:r>
-        <w:t>3. 54Wh 的续航/充电配置满足日常需求。</w:t>
+        <w:t>3. 54Wh 电池搭配 1.19kg 机身，兼顾续航与便携。</w:t>
       </w:r>
     </w:p>
     <w:p>
